--- a/snowy-plugin/snowy-plugin-sys/snowy-plugin-sys-func/src/main/resources/goodsTemplate1.docx
+++ b/snowy-plugin/snowy-plugin-sys/snowy-plugin-sys-func/src/main/resources/goodsTemplate1.docx
@@ -42,6 +42,7 @@
             <w:insideH w:val="none" w:color="auto" w:sz="0" w:space="0"/>
             <w:insideV w:val="none" w:color="auto" w:sz="0" w:space="0"/>
           </w:tblBorders>
+          <w:shd w:val="clear" w:color="auto" w:fill="auto"/>
           <w:tblCellMar>
             <w:top w:w="0" w:type="dxa"/>
             <w:left w:w="108" w:type="dxa"/>
@@ -239,7 +240,6 @@
             <w:insideH w:val="none" w:color="auto" w:sz="0" w:space="0"/>
             <w:insideV w:val="none" w:color="auto" w:sz="0" w:space="0"/>
           </w:tblBorders>
-          <w:shd w:val="clear" w:color="auto" w:fill="auto"/>
           <w:tblCellMar>
             <w:top w:w="0" w:type="dxa"/>
             <w:left w:w="108" w:type="dxa"/>
@@ -1376,7 +1376,6 @@
             <w:insideH w:val="none" w:color="auto" w:sz="0" w:space="0"/>
             <w:insideV w:val="none" w:color="auto" w:sz="0" w:space="0"/>
           </w:tblBorders>
-          <w:shd w:val="clear" w:color="auto" w:fill="auto"/>
           <w:tblCellMar>
             <w:top w:w="0" w:type="dxa"/>
             <w:left w:w="108" w:type="dxa"/>
@@ -1605,137 +1604,72 @@
           </w:p>
         </w:tc>
       </w:tr>
-      <w:tr>
-        <w:tblPrEx>
-          <w:tblBorders>
-            <w:top w:val="none" w:color="auto" w:sz="0" w:space="0"/>
-            <w:left w:val="none" w:color="auto" w:sz="0" w:space="0"/>
-            <w:bottom w:val="none" w:color="auto" w:sz="0" w:space="0"/>
-            <w:right w:val="none" w:color="auto" w:sz="0" w:space="0"/>
-            <w:insideH w:val="none" w:color="auto" w:sz="0" w:space="0"/>
-            <w:insideV w:val="none" w:color="auto" w:sz="0" w:space="0"/>
-          </w:tblBorders>
-          <w:shd w:val="clear" w:color="auto" w:fill="auto"/>
-          <w:tblCellMar>
-            <w:top w:w="0" w:type="dxa"/>
-            <w:left w:w="108" w:type="dxa"/>
-            <w:bottom w:w="0" w:type="dxa"/>
-            <w:right w:w="108" w:type="dxa"/>
-          </w:tblCellMar>
-        </w:tblPrEx>
-        <w:trPr>
-          <w:trHeight w:val="598" w:hRule="atLeast"/>
-        </w:trPr>
-        <w:tc>
-          <w:tcPr>
-            <w:tcW w:w="5000" w:type="pct"/>
-            <w:gridSpan w:val="6"/>
-            <w:tcBorders>
-              <w:top w:val="single" w:color="000000" w:sz="4" w:space="0"/>
-              <w:left w:val="nil"/>
-              <w:bottom w:val="nil"/>
-              <w:right w:val="nil"/>
-            </w:tcBorders>
-            <w:shd w:val="clear" w:color="auto" w:fill="auto"/>
-            <w:vAlign w:val="center"/>
-          </w:tcPr>
-          <w:p>
-            <w:pPr>
-              <w:rPr>
-                <w:rFonts w:hint="default" w:ascii="宋体" w:hAnsi="宋体" w:eastAsia="宋体" w:cs="宋体"/>
-                <w:i w:val="0"/>
-                <w:iCs w:val="0"/>
-                <w:color w:val="000000"/>
-                <w:sz w:val="24"/>
-                <w:szCs w:val="24"/>
-                <w:u w:val="none"/>
-                <w:lang w:val="en-US" w:eastAsia="zh-CN"/>
-              </w:rPr>
-            </w:pPr>
-            <w:r>
-              <w:rPr>
-                <w:rFonts w:hint="eastAsia" w:ascii="宋体" w:hAnsi="宋体" w:eastAsia="宋体" w:cs="宋体"/>
-                <w:b/>
-                <w:bCs/>
-                <w:i w:val="0"/>
-                <w:iCs w:val="0"/>
-                <w:color w:val="000000"/>
-                <w:sz w:val="24"/>
-                <w:szCs w:val="24"/>
-                <w:u w:val="none"/>
-                <w:lang w:val="en-US" w:eastAsia="zh-CN"/>
-              </w:rPr>
-              <w:t>审批记录</w:t>
-            </w:r>
-            <w:bookmarkStart w:id="0" w:name="_GoBack"/>
-            <w:bookmarkEnd w:id="0"/>
-          </w:p>
-        </w:tc>
-      </w:tr>
-      <w:tr>
-        <w:tblPrEx>
-          <w:tblBorders>
-            <w:top w:val="none" w:color="auto" w:sz="0" w:space="0"/>
-            <w:left w:val="none" w:color="auto" w:sz="0" w:space="0"/>
-            <w:bottom w:val="none" w:color="auto" w:sz="0" w:space="0"/>
-            <w:right w:val="none" w:color="auto" w:sz="0" w:space="0"/>
-            <w:insideH w:val="none" w:color="auto" w:sz="0" w:space="0"/>
-            <w:insideV w:val="none" w:color="auto" w:sz="0" w:space="0"/>
-          </w:tblBorders>
-          <w:tblCellMar>
-            <w:top w:w="0" w:type="dxa"/>
-            <w:left w:w="108" w:type="dxa"/>
-            <w:bottom w:w="0" w:type="dxa"/>
-            <w:right w:w="108" w:type="dxa"/>
-          </w:tblCellMar>
-        </w:tblPrEx>
-        <w:trPr>
-          <w:trHeight w:val="598" w:hRule="atLeast"/>
-        </w:trPr>
-        <w:tc>
-          <w:tcPr>
-            <w:tcW w:w="5000" w:type="pct"/>
-            <w:gridSpan w:val="6"/>
-            <w:tcBorders>
-              <w:top w:val="nil"/>
-              <w:left w:val="nil"/>
-              <w:bottom w:val="nil"/>
-              <w:right w:val="nil"/>
-            </w:tcBorders>
-            <w:shd w:val="clear" w:color="auto" w:fill="auto"/>
-            <w:vAlign w:val="center"/>
-          </w:tcPr>
-          <w:p>
-            <w:pPr>
-              <w:rPr>
-                <w:rFonts w:hint="default" w:ascii="宋体" w:hAnsi="宋体" w:eastAsia="宋体" w:cs="宋体"/>
-                <w:i w:val="0"/>
-                <w:iCs w:val="0"/>
-                <w:color w:val="000000"/>
-                <w:sz w:val="24"/>
-                <w:szCs w:val="24"/>
-                <w:u w:val="none"/>
-                <w:lang w:val="en-US" w:eastAsia="zh-CN"/>
-              </w:rPr>
-            </w:pPr>
-            <w:r>
-              <w:rPr>
-                <w:rFonts w:hint="eastAsia" w:ascii="宋体" w:hAnsi="宋体" w:eastAsia="宋体" w:cs="宋体"/>
-                <w:i w:val="0"/>
-                <w:iCs w:val="0"/>
-                <w:color w:val="000000"/>
-                <w:sz w:val="24"/>
-                <w:szCs w:val="24"/>
-                <w:u w:val="none"/>
-                <w:lang w:val="en-US" w:eastAsia="zh-CN"/>
-              </w:rPr>
-              <w:t>{{#table1}}</w:t>
-            </w:r>
-          </w:p>
-        </w:tc>
-      </w:tr>
     </w:tbl>
-    <w:p/>
+    <w:p>
+      <w:pPr>
+        <w:keepNext w:val="0"/>
+        <w:keepLines w:val="0"/>
+        <w:pageBreakBefore w:val="0"/>
+        <w:widowControl w:val="0"/>
+        <w:kinsoku/>
+        <w:wordWrap/>
+        <w:overflowPunct/>
+        <w:topLinePunct w:val="0"/>
+        <w:autoSpaceDE/>
+        <w:autoSpaceDN/>
+        <w:bidi w:val="0"/>
+        <w:adjustRightInd/>
+        <w:snapToGrid/>
+        <w:spacing w:before="157" w:beforeLines="50" w:after="157" w:afterLines="50"/>
+        <w:textAlignment w:val="auto"/>
+        <w:rPr>
+          <w:rFonts w:hint="eastAsia"/>
+          <w:b/>
+          <w:bCs/>
+          <w:sz w:val="24"/>
+          <w:szCs w:val="24"/>
+          <w:lang w:val="en-US" w:eastAsia="zh-CN"/>
+        </w:rPr>
+      </w:pPr>
+      <w:r>
+        <w:rPr>
+          <w:rFonts w:hint="eastAsia"/>
+          <w:b/>
+          <w:bCs/>
+          <w:sz w:val="24"/>
+          <w:szCs w:val="24"/>
+          <w:lang w:val="en-US" w:eastAsia="zh-CN"/>
+        </w:rPr>
+        <w:t>审批记录</w:t>
+      </w:r>
+      <w:bookmarkStart w:id="0" w:name="_GoBack"/>
+      <w:bookmarkEnd w:id="0"/>
+    </w:p>
+    <w:p>
+      <w:pPr>
+        <w:rPr>
+          <w:rFonts w:hint="default"/>
+          <w:b/>
+          <w:bCs/>
+          <w:sz w:val="24"/>
+          <w:szCs w:val="24"/>
+          <w:lang w:val="en-US" w:eastAsia="zh-CN"/>
+        </w:rPr>
+      </w:pPr>
+      <w:r>
+        <w:rPr>
+          <w:rFonts w:hint="eastAsia" w:ascii="宋体" w:hAnsi="宋体" w:eastAsia="宋体" w:cs="宋体"/>
+          <w:i w:val="0"/>
+          <w:iCs w:val="0"/>
+          <w:color w:val="000000"/>
+          <w:sz w:val="24"/>
+          <w:szCs w:val="24"/>
+          <w:u w:val="none"/>
+          <w:lang w:val="en-US" w:eastAsia="zh-CN"/>
+        </w:rPr>
+        <w:t>{{#table1}}</w:t>
+      </w:r>
+    </w:p>
     <w:sectPr>
       <w:pgSz w:w="11906" w:h="16838"/>
       <w:pgMar w:top="1440" w:right="1080" w:bottom="1440" w:left="1080" w:header="851" w:footer="992" w:gutter="0"/>
